--- a/docs/operations/TGP-OPS-06 Release and Change Management.docx
+++ b/docs/operations/TGP-OPS-06 Release and Change Management.docx
@@ -401,7 +401,7 @@
                                 <w:bCs/>
                                 <w:color w:val="1D74BA"/>
                               </w:rPr>
-                              <w:t xml:space="preserve">07 October 2026</w:t>
+                              <w:t xml:space="preserve">08 October 2026</w:t>
                             </w:r>
                           </w:p>
                         </w:txbxContent>
@@ -1520,7 +1520,7 @@
             <w:noProof/>
             <w:webHidden/>
           </w:rPr>
-          <w:t>11</w:t>
+          <w:t>12</w:t>
         </w:r>
         <w:r>
           <w:rPr>
@@ -2047,7 +2047,7 @@
                 <w:sz w:val="16"/>
                 <w:szCs w:val="16"/>
               </w:rPr>
-              <w:t xml:space="preserve">07/10/2026</w:t>
+              <w:t xml:space="preserve">08/10/2026</w:t>
             </w:r>
           </w:p>
         </w:tc>
@@ -5687,7 +5687,7 @@
               <a:graphicData uri="http://schemas.openxmlformats.org/drawingml/2006/picture">
                 <pic:pic>
                   <pic:nvPicPr>
-                    <pic:cNvPr descr="/tmp/claude-0/-home-user-TASCO/19e5534d-12b5-5956-9b60-3e77efde0f49/scratchpad/gen/.cache/mermaid/eea5388103940b0a.png" id="27" name="Picture"/>
+                    <pic:cNvPr descr="/home/user/TASCO/tools/docs-source/gen/.cache/mermaid/eea5388103940b0a.png" id="27" name="Picture"/>
                     <pic:cNvPicPr>
                       <a:picLocks noChangeArrowheads="1" noChangeAspect="1"/>
                     </pic:cNvPicPr>
@@ -5742,7 +5742,7 @@
               <a:graphicData uri="http://schemas.openxmlformats.org/drawingml/2006/picture">
                 <pic:pic>
                   <pic:nvPicPr>
-                    <pic:cNvPr descr="/tmp/claude-0/-home-user-TASCO/19e5534d-12b5-5956-9b60-3e77efde0f49/scratchpad/gen/.cache/mermaid/f9ec5fa1b9a72d42.png" id="30" name="Picture"/>
+                    <pic:cNvPr descr="/home/user/TASCO/tools/docs-source/gen/.cache/mermaid/f9ec5fa1b9a72d42.png" id="30" name="Picture"/>
                     <pic:cNvPicPr>
                       <a:picLocks noChangeArrowheads="1" noChangeAspect="1"/>
                     </pic:cNvPicPr>
@@ -6350,13 +6350,10 @@
         <w:rPr>
           <w:rStyle w:val="CodeChar"/>
         </w:rPr>
-        <w:t xml:space="preserve">002_integrity_hardening.sql</w:t>
-      </w:r>
-      <w:r>
-        <w:t xml:space="preserve"> </w:t>
-      </w:r>
-      <w:r>
-        <w:t xml:space="preserve">is the latest). DBA review enforces this, and the header of</w:t>
+        <w:t xml:space="preserve">003_dsar_requests.sql</w:t>
+      </w:r>
+      <w:r>
+        <w:t xml:space="preserve">, which adds the data-request register, is the latest). DBA review enforces this, and the header of</w:t>
       </w:r>
       <w:r>
         <w:t xml:space="preserve"> </w:t>
@@ -6532,9 +6529,9 @@
         <w:tblLook w:val="04A0" w:firstRow="1" w:lastRow="0" w:firstColumn="0" w:lastColumn="0" w:noHBand="0" w:noVBand="1"/>
       </w:tblPr>
       <w:tblGrid>
-        <w:gridCol w:w="2172"/>
-        <w:gridCol w:w="3085"/>
-        <w:gridCol w:w="3770"/>
+        <w:gridCol w:w="2129"/>
+        <w:gridCol w:w="3636"/>
+        <w:gridCol w:w="3262"/>
       </w:tblGrid>
       <w:tr>
         <w:trPr>
@@ -6543,7 +6540,7 @@
         </w:trPr>
         <w:tc>
           <w:tcPr>
-            <w:tcW w:w="2172" w:type="dxa"/>
+            <w:tcW w:w="2129" w:type="dxa"/>
             <w:shd w:val="clear" w:color="auto" w:fill="0F4761"/>
             <w:vAlign w:val="center"/>
           </w:tcPr>
@@ -6562,7 +6559,7 @@
         </w:tc>
         <w:tc>
           <w:tcPr>
-            <w:tcW w:w="3085" w:type="dxa"/>
+            <w:tcW w:w="3636" w:type="dxa"/>
             <w:shd w:val="clear" w:color="auto" w:fill="0F4761"/>
             <w:vAlign w:val="center"/>
           </w:tcPr>
@@ -6581,7 +6578,7 @@
         </w:tc>
         <w:tc>
           <w:tcPr>
-            <w:tcW w:w="3770" w:type="dxa"/>
+            <w:tcW w:w="3262" w:type="dxa"/>
             <w:shd w:val="clear" w:color="auto" w:fill="0F4761"/>
             <w:vAlign w:val="center"/>
           </w:tcPr>
@@ -6605,7 +6602,7 @@
         </w:trPr>
         <w:tc>
           <w:tcPr>
-            <w:tcW w:w="2172" w:type="dxa"/>
+            <w:tcW w:w="2129" w:type="dxa"/>
             <w:vAlign w:val="top"/>
           </w:tcPr>
           <w:p>
@@ -6620,7 +6617,7 @@
         </w:tc>
         <w:tc>
           <w:tcPr>
-            <w:tcW w:w="3085" w:type="dxa"/>
+            <w:tcW w:w="3636" w:type="dxa"/>
             <w:vAlign w:val="top"/>
           </w:tcPr>
           <w:p>
@@ -6635,7 +6632,7 @@
         </w:tc>
         <w:tc>
           <w:tcPr>
-            <w:tcW w:w="3770" w:type="dxa"/>
+            <w:tcW w:w="3262" w:type="dxa"/>
             <w:vAlign w:val="top"/>
           </w:tcPr>
           <w:p>
@@ -6655,7 +6652,7 @@
         </w:trPr>
         <w:tc>
           <w:tcPr>
-            <w:tcW w:w="2172" w:type="dxa"/>
+            <w:tcW w:w="2129" w:type="dxa"/>
             <w:shd w:val="clear" w:color="auto" w:fill="F4F7FB"/>
             <w:vAlign w:val="top"/>
           </w:tcPr>
@@ -6671,7 +6668,7 @@
         </w:tc>
         <w:tc>
           <w:tcPr>
-            <w:tcW w:w="3085" w:type="dxa"/>
+            <w:tcW w:w="3636" w:type="dxa"/>
             <w:shd w:val="clear" w:color="auto" w:fill="F4F7FB"/>
             <w:vAlign w:val="top"/>
           </w:tcPr>
@@ -6687,7 +6684,7 @@
         </w:tc>
         <w:tc>
           <w:tcPr>
-            <w:tcW w:w="3770" w:type="dxa"/>
+            <w:tcW w:w="3262" w:type="dxa"/>
             <w:shd w:val="clear" w:color="auto" w:fill="F4F7FB"/>
             <w:vAlign w:val="top"/>
           </w:tcPr>
@@ -6708,7 +6705,7 @@
         </w:trPr>
         <w:tc>
           <w:tcPr>
-            <w:tcW w:w="2172" w:type="dxa"/>
+            <w:tcW w:w="2129" w:type="dxa"/>
             <w:vAlign w:val="top"/>
           </w:tcPr>
           <w:p>
@@ -6723,7 +6720,7 @@
         </w:tc>
         <w:tc>
           <w:tcPr>
-            <w:tcW w:w="3085" w:type="dxa"/>
+            <w:tcW w:w="3636" w:type="dxa"/>
             <w:vAlign w:val="top"/>
           </w:tcPr>
           <w:p>
@@ -6738,7 +6735,7 @@
         </w:tc>
         <w:tc>
           <w:tcPr>
-            <w:tcW w:w="3770" w:type="dxa"/>
+            <w:tcW w:w="3262" w:type="dxa"/>
             <w:vAlign w:val="top"/>
           </w:tcPr>
           <w:p>
@@ -6758,7 +6755,7 @@
         </w:trPr>
         <w:tc>
           <w:tcPr>
-            <w:tcW w:w="2172" w:type="dxa"/>
+            <w:tcW w:w="2129" w:type="dxa"/>
             <w:shd w:val="clear" w:color="auto" w:fill="F4F7FB"/>
             <w:vAlign w:val="top"/>
           </w:tcPr>
@@ -6774,7 +6771,7 @@
         </w:tc>
         <w:tc>
           <w:tcPr>
-            <w:tcW w:w="3085" w:type="dxa"/>
+            <w:tcW w:w="3636" w:type="dxa"/>
             <w:shd w:val="clear" w:color="auto" w:fill="F4F7FB"/>
             <w:vAlign w:val="top"/>
           </w:tcPr>
@@ -6790,7 +6787,7 @@
         </w:tc>
         <w:tc>
           <w:tcPr>
-            <w:tcW w:w="3770" w:type="dxa"/>
+            <w:tcW w:w="3262" w:type="dxa"/>
             <w:shd w:val="clear" w:color="auto" w:fill="F4F7FB"/>
             <w:vAlign w:val="top"/>
           </w:tcPr>
@@ -6811,7 +6808,7 @@
         </w:trPr>
         <w:tc>
           <w:tcPr>
-            <w:tcW w:w="2172" w:type="dxa"/>
+            <w:tcW w:w="2129" w:type="dxa"/>
             <w:vAlign w:val="top"/>
           </w:tcPr>
           <w:p>
@@ -6826,7 +6823,7 @@
         </w:tc>
         <w:tc>
           <w:tcPr>
-            <w:tcW w:w="3085" w:type="dxa"/>
+            <w:tcW w:w="3636" w:type="dxa"/>
             <w:vAlign w:val="top"/>
           </w:tcPr>
           <w:p>
@@ -6841,7 +6838,7 @@
         </w:tc>
         <w:tc>
           <w:tcPr>
-            <w:tcW w:w="3770" w:type="dxa"/>
+            <w:tcW w:w="3262" w:type="dxa"/>
             <w:vAlign w:val="top"/>
           </w:tcPr>
           <w:p>
@@ -6861,7 +6858,7 @@
         </w:trPr>
         <w:tc>
           <w:tcPr>
-            <w:tcW w:w="2172" w:type="dxa"/>
+            <w:tcW w:w="2129" w:type="dxa"/>
             <w:shd w:val="clear" w:color="auto" w:fill="F4F7FB"/>
             <w:vAlign w:val="top"/>
           </w:tcPr>
@@ -6877,7 +6874,7 @@
         </w:tc>
         <w:tc>
           <w:tcPr>
-            <w:tcW w:w="3085" w:type="dxa"/>
+            <w:tcW w:w="3636" w:type="dxa"/>
             <w:shd w:val="clear" w:color="auto" w:fill="F4F7FB"/>
             <w:vAlign w:val="top"/>
           </w:tcPr>
@@ -6893,7 +6890,7 @@
         </w:tc>
         <w:tc>
           <w:tcPr>
-            <w:tcW w:w="3770" w:type="dxa"/>
+            <w:tcW w:w="3262" w:type="dxa"/>
             <w:shd w:val="clear" w:color="auto" w:fill="F4F7FB"/>
             <w:vAlign w:val="top"/>
           </w:tcPr>
@@ -6914,7 +6911,7 @@
         </w:trPr>
         <w:tc>
           <w:tcPr>
-            <w:tcW w:w="2172" w:type="dxa"/>
+            <w:tcW w:w="2129" w:type="dxa"/>
             <w:vAlign w:val="top"/>
           </w:tcPr>
           <w:p>
@@ -6929,7 +6926,7 @@
         </w:tc>
         <w:tc>
           <w:tcPr>
-            <w:tcW w:w="3085" w:type="dxa"/>
+            <w:tcW w:w="3636" w:type="dxa"/>
             <w:vAlign w:val="top"/>
           </w:tcPr>
           <w:p>
@@ -6944,7 +6941,7 @@
         </w:tc>
         <w:tc>
           <w:tcPr>
-            <w:tcW w:w="3770" w:type="dxa"/>
+            <w:tcW w:w="3262" w:type="dxa"/>
             <w:vAlign w:val="top"/>
           </w:tcPr>
           <w:p>
@@ -6964,7 +6961,7 @@
         </w:trPr>
         <w:tc>
           <w:tcPr>
-            <w:tcW w:w="2172" w:type="dxa"/>
+            <w:tcW w:w="2129" w:type="dxa"/>
             <w:shd w:val="clear" w:color="auto" w:fill="F4F7FB"/>
             <w:vAlign w:val="top"/>
           </w:tcPr>
@@ -6980,7 +6977,7 @@
         </w:tc>
         <w:tc>
           <w:tcPr>
-            <w:tcW w:w="3085" w:type="dxa"/>
+            <w:tcW w:w="3636" w:type="dxa"/>
             <w:shd w:val="clear" w:color="auto" w:fill="F4F7FB"/>
             <w:vAlign w:val="top"/>
           </w:tcPr>
@@ -6996,7 +6993,7 @@
         </w:tc>
         <w:tc>
           <w:tcPr>
-            <w:tcW w:w="3770" w:type="dxa"/>
+            <w:tcW w:w="3262" w:type="dxa"/>
             <w:shd w:val="clear" w:color="auto" w:fill="F4F7FB"/>
             <w:vAlign w:val="top"/>
           </w:tcPr>
@@ -7017,46 +7014,61 @@
         </w:trPr>
         <w:tc>
           <w:tcPr>
-            <w:tcW w:w="2172" w:type="dxa"/>
-            <w:vAlign w:val="top"/>
-          </w:tcPr>
-          <w:p>
-            <w:pPr>
-              <w:pStyle w:val="TableText"/>
-              <w:jc w:val="left"/>
-            </w:pPr>
-            <w:r>
-              <w:t xml:space="preserve">Voice script</w:t>
-            </w:r>
-          </w:p>
-        </w:tc>
-        <w:tc>
-          <w:tcPr>
-            <w:tcW w:w="3085" w:type="dxa"/>
-            <w:vAlign w:val="top"/>
-          </w:tcPr>
-          <w:p>
-            <w:pPr>
-              <w:pStyle w:val="TableText"/>
-              <w:jc w:val="left"/>
-            </w:pPr>
-            <w:r>
-              <w:t xml:space="preserve">Voice script content</w:t>
-            </w:r>
-          </w:p>
-        </w:tc>
-        <w:tc>
-          <w:tcPr>
-            <w:tcW w:w="3770" w:type="dxa"/>
-            <w:vAlign w:val="top"/>
-          </w:tcPr>
-          <w:p>
-            <w:pPr>
-              <w:pStyle w:val="TableText"/>
-              <w:jc w:val="left"/>
-            </w:pPr>
-            <w:r>
-              <w:t xml:space="preserve">Prompt wording and intents</w:t>
+            <w:tcW w:w="2129" w:type="dxa"/>
+            <w:vAlign w:val="top"/>
+          </w:tcPr>
+          <w:p>
+            <w:pPr>
+              <w:pStyle w:val="TableText"/>
+              <w:jc w:val="left"/>
+            </w:pPr>
+            <w:r>
+              <w:t xml:space="preserve">Quick renewal</w:t>
+            </w:r>
+          </w:p>
+        </w:tc>
+        <w:tc>
+          <w:tcPr>
+            <w:tcW w:w="3636" w:type="dxa"/>
+            <w:vAlign w:val="top"/>
+          </w:tcPr>
+          <w:p>
+            <w:pPr>
+              <w:pStyle w:val="TableText"/>
+              <w:jc w:val="left"/>
+            </w:pPr>
+            <w:r>
+              <w:t xml:space="preserve">Service levels:</w:t>
+            </w:r>
+            <w:r>
+              <w:t xml:space="preserve"> </w:t>
+            </w:r>
+            <w:r>
+              <w:rPr>
+                <w:rStyle w:val="CodeChar"/>
+              </w:rPr>
+              <w:t xml:space="preserve">quickRenewal</w:t>
+            </w:r>
+            <w:r>
+              <w:t xml:space="preserve"> </w:t>
+            </w:r>
+            <w:r>
+              <w:t xml:space="preserve">(enabled, journeys, confirmed vehicle and its maximum age, add-ons, wallet balance)</w:t>
+            </w:r>
+          </w:p>
+        </w:tc>
+        <w:tc>
+          <w:tcPr>
+            <w:tcW w:w="3262" w:type="dxa"/>
+            <w:vAlign w:val="top"/>
+          </w:tcPr>
+          <w:p>
+            <w:pPr>
+              <w:pStyle w:val="TableText"/>
+              <w:jc w:val="left"/>
+            </w:pPr>
+            <w:r>
+              <w:t xml:space="preserve">Turn quick renewal off, or widen it to other journeys; the full flow stays available</w:t>
             </w:r>
           </w:p>
         </w:tc>
@@ -7067,7 +7079,7 @@
         </w:trPr>
         <w:tc>
           <w:tcPr>
-            <w:tcW w:w="2172" w:type="dxa"/>
+            <w:tcW w:w="2129" w:type="dxa"/>
             <w:shd w:val="clear" w:color="auto" w:fill="F4F7FB"/>
             <w:vAlign w:val="top"/>
           </w:tcPr>
@@ -7077,13 +7089,125 @@
               <w:jc w:val="left"/>
             </w:pPr>
             <w:r>
+              <w:t xml:space="preserve">Data-request response time</w:t>
+            </w:r>
+          </w:p>
+        </w:tc>
+        <w:tc>
+          <w:tcPr>
+            <w:tcW w:w="3636" w:type="dxa"/>
+            <w:shd w:val="clear" w:color="auto" w:fill="F4F7FB"/>
+            <w:vAlign w:val="top"/>
+          </w:tcPr>
+          <w:p>
+            <w:pPr>
+              <w:pStyle w:val="TableText"/>
+              <w:jc w:val="left"/>
+            </w:pPr>
+            <w:r>
+              <w:t xml:space="preserve">Service levels:</w:t>
+            </w:r>
+            <w:r>
+              <w:t xml:space="preserve"> </w:t>
+            </w:r>
+            <w:r>
+              <w:rPr>
+                <w:rStyle w:val="CodeChar"/>
+              </w:rPr>
+              <w:t xml:space="preserve">dsarResponseHours</w:t>
+            </w:r>
+          </w:p>
+        </w:tc>
+        <w:tc>
+          <w:tcPr>
+            <w:tcW w:w="3262" w:type="dxa"/>
+            <w:shd w:val="clear" w:color="auto" w:fill="F4F7FB"/>
+            <w:vAlign w:val="top"/>
+          </w:tcPr>
+          <w:p>
+            <w:pPr>
+              <w:pStyle w:val="TableText"/>
+              <w:jc w:val="left"/>
+            </w:pPr>
+            <w:r>
+              <w:t xml:space="preserve">Set to the period TASCO legal confirms</w:t>
+            </w:r>
+          </w:p>
+        </w:tc>
+      </w:tr>
+      <w:tr>
+        <w:trPr>
+          <w:cantSplit/>
+        </w:trPr>
+        <w:tc>
+          <w:tcPr>
+            <w:tcW w:w="2129" w:type="dxa"/>
+            <w:vAlign w:val="top"/>
+          </w:tcPr>
+          <w:p>
+            <w:pPr>
+              <w:pStyle w:val="TableText"/>
+              <w:jc w:val="left"/>
+            </w:pPr>
+            <w:r>
+              <w:t xml:space="preserve">Voice script</w:t>
+            </w:r>
+          </w:p>
+        </w:tc>
+        <w:tc>
+          <w:tcPr>
+            <w:tcW w:w="3636" w:type="dxa"/>
+            <w:vAlign w:val="top"/>
+          </w:tcPr>
+          <w:p>
+            <w:pPr>
+              <w:pStyle w:val="TableText"/>
+              <w:jc w:val="left"/>
+            </w:pPr>
+            <w:r>
+              <w:t xml:space="preserve">Voice script content</w:t>
+            </w:r>
+          </w:p>
+        </w:tc>
+        <w:tc>
+          <w:tcPr>
+            <w:tcW w:w="3262" w:type="dxa"/>
+            <w:vAlign w:val="top"/>
+          </w:tcPr>
+          <w:p>
+            <w:pPr>
+              <w:pStyle w:val="TableText"/>
+              <w:jc w:val="left"/>
+            </w:pPr>
+            <w:r>
+              <w:t xml:space="preserve">Prompt wording and intents</w:t>
+            </w:r>
+          </w:p>
+        </w:tc>
+      </w:tr>
+      <w:tr>
+        <w:trPr>
+          <w:cantSplit/>
+        </w:trPr>
+        <w:tc>
+          <w:tcPr>
+            <w:tcW w:w="2129" w:type="dxa"/>
+            <w:shd w:val="clear" w:color="auto" w:fill="F4F7FB"/>
+            <w:vAlign w:val="top"/>
+          </w:tcPr>
+          <w:p>
+            <w:pPr>
+              <w:pStyle w:val="TableText"/>
+              <w:jc w:val="left"/>
+            </w:pPr>
+            <w:r>
               <w:t xml:space="preserve">Access attributes</w:t>
             </w:r>
           </w:p>
         </w:tc>
         <w:tc>
           <w:tcPr>
-            <w:tcW w:w="3085" w:type="dxa"/>
+            <w:tcW w:w="3636" w:type="dxa"/>
             <w:shd w:val="clear" w:color="auto" w:fill="F4F7FB"/>
             <w:vAlign w:val="top"/>
           </w:tcPr>
@@ -7099,7 +7223,7 @@
         </w:tc>
         <w:tc>
           <w:tcPr>
-            <w:tcW w:w="3770" w:type="dxa"/>
+            <w:tcW w:w="3262" w:type="dxa"/>
             <w:shd w:val="clear" w:color="auto" w:fill="F4F7FB"/>
             <w:vAlign w:val="top"/>
           </w:tcPr>
@@ -7180,7 +7304,7 @@
               <a:graphicData uri="http://schemas.openxmlformats.org/drawingml/2006/picture">
                 <pic:pic>
                   <pic:nvPicPr>
-                    <pic:cNvPr descr="/tmp/claude-0/-home-user-TASCO/19e5534d-12b5-5956-9b60-3e77efde0f49/scratchpad/gen/.cache/mermaid/8a19ae65bb850b2b.png" id="38" name="Picture"/>
+                    <pic:cNvPr descr="/home/user/TASCO/tools/docs-source/gen/.cache/mermaid/8a19ae65bb850b2b.png" id="38" name="Picture"/>
                     <pic:cNvPicPr>
                       <a:picLocks noChangeArrowheads="1" noChangeAspect="1"/>
                     </pic:cNvPicPr>
